--- a/public/assets/documents/PrivacyPolicyRU.DOCX
+++ b/public/assets/documents/PrivacyPolicyRU.DOCX
@@ -66,121 +66,25 @@
           <w:sz w:val="28"/>
           <w:szCs w:val="28"/>
         </w:rPr>
-        <w:t xml:space="preserve">1.1. Физическое лицо-предприниматель Арапов Игорь Витальевич, далее – «Исполнитель», действующее в соответствии с законодательством Украины и администратором </w:t>
-      </w:r>
-      <w:proofErr w:type="spellStart"/>
-      <w:r>
-        <w:rPr>
-          <w:sz w:val="28"/>
-          <w:szCs w:val="28"/>
-        </w:rPr>
-        <w:t>Веб-ресурса</w:t>
-      </w:r>
-      <w:proofErr w:type="spellEnd"/>
-      <w:r>
-        <w:rPr>
-          <w:sz w:val="28"/>
-          <w:szCs w:val="28"/>
-        </w:rPr>
-        <w:t xml:space="preserve"> http://www.arapov.trade// (далее по тексту – </w:t>
-      </w:r>
-      <w:proofErr w:type="spellStart"/>
-      <w:r>
-        <w:rPr>
-          <w:sz w:val="28"/>
-          <w:szCs w:val="28"/>
-        </w:rPr>
-        <w:t>Веб-ресурса</w:t>
-      </w:r>
-      <w:proofErr w:type="spellEnd"/>
-      <w:r>
-        <w:rPr>
-          <w:sz w:val="28"/>
-          <w:szCs w:val="28"/>
-        </w:rPr>
-        <w:t xml:space="preserve">) настоящей Политикой конфиденциальности определяет порядок обращения с персональными данными пользователей </w:t>
-      </w:r>
-      <w:proofErr w:type="spellStart"/>
-      <w:r>
-        <w:rPr>
-          <w:sz w:val="28"/>
-          <w:szCs w:val="28"/>
-        </w:rPr>
-        <w:t>Веб-ресурса</w:t>
-      </w:r>
-      <w:proofErr w:type="spellEnd"/>
-      <w:r>
-        <w:rPr>
-          <w:sz w:val="28"/>
-          <w:szCs w:val="28"/>
-        </w:rPr>
-        <w:t>.</w:t>
-      </w:r>
-    </w:p>
-    <w:p>
-      <w:pPr>
-        <w:pStyle w:val="Default"/>
-        <w:ind w:firstLine="567"/>
-        <w:jc w:val="both"/>
-        <w:rPr>
-          <w:sz w:val="28"/>
-          <w:szCs w:val="28"/>
-        </w:rPr>
-      </w:pPr>
-      <w:r>
-        <w:rPr>
-          <w:sz w:val="28"/>
-          <w:szCs w:val="28"/>
-        </w:rPr>
-        <w:t xml:space="preserve">1.2. </w:t>
-      </w:r>
-      <w:proofErr w:type="gramStart"/>
-      <w:r>
-        <w:rPr>
-          <w:sz w:val="28"/>
-          <w:szCs w:val="28"/>
-        </w:rPr>
-        <w:t xml:space="preserve">Данная Политика конфиденциальности разработана для упорядочения обращения с персональными данными пользователей </w:t>
-      </w:r>
-      <w:proofErr w:type="spellStart"/>
-      <w:r>
-        <w:rPr>
-          <w:sz w:val="28"/>
-          <w:szCs w:val="28"/>
-        </w:rPr>
-        <w:t>Веб-ресурса</w:t>
-      </w:r>
-      <w:proofErr w:type="spellEnd"/>
-      <w:r>
-        <w:rPr>
-          <w:sz w:val="28"/>
-          <w:szCs w:val="28"/>
-        </w:rPr>
-        <w:t xml:space="preserve"> и направлена на обеспечение соблюдения законных прав и интересов пользователей, обеспечение защиты их прав и свобод при обработке персональных данных, в том числе защиты прав на неприкосновенность частной жизни, личную тайну, в связи с необходимостью получения, сбора, систематизации, анализа, хранения и при необходимости передачи (предоставления доступа) в определенных</w:t>
-      </w:r>
-      <w:proofErr w:type="gramEnd"/>
-      <w:r>
-        <w:rPr>
-          <w:sz w:val="28"/>
-          <w:szCs w:val="28"/>
-        </w:rPr>
-        <w:t xml:space="preserve"> настоящей Политикой конфиденциальности пределах сведений, составляющих персональные данные для достижения законных целей деятельности </w:t>
-      </w:r>
-      <w:proofErr w:type="spellStart"/>
-      <w:r>
-        <w:rPr>
-          <w:sz w:val="28"/>
-          <w:szCs w:val="28"/>
-        </w:rPr>
-        <w:t>Веб-ресурса</w:t>
-      </w:r>
-      <w:proofErr w:type="spellEnd"/>
-      <w:r>
-        <w:rPr>
-          <w:sz w:val="28"/>
-          <w:szCs w:val="28"/>
-        </w:rPr>
-        <w:t>.</w:t>
+        <w:t>1.1. Физическое лицо-предприниматель Арапов Игорь Витальевич, далее – «Исполнитель», действующее в соответствии с законодательством Украины и администратором Веб-ресурса https://arapov.trade (далее по тексту – Веб-ресурса) настоящей Политикой конфиденциальности определяет порядок обращения с персональными данными пользователей Веб-ресурса.</w:t>
+      </w:r>
+    </w:p>
+    <w:p>
+      <w:pPr>
+        <w:pStyle w:val="Default"/>
+        <w:ind w:firstLine="567"/>
+        <w:jc w:val="both"/>
+        <w:rPr>
+          <w:sz w:val="28"/>
+          <w:szCs w:val="28"/>
+        </w:rPr>
+      </w:pPr>
+      <w:r>
+        <w:rPr>
+          <w:sz w:val="28"/>
+          <w:szCs w:val="28"/>
+        </w:rPr>
+        <w:t>1.2. Данная Политика конфиденциальности разработана для упорядочения обращения с персональными данными пользователей Веб-ресурса и направлена на обеспечение соблюдения законных прав и интересов пользователей, обеспечение защиты их прав и свобод при обработке персональных данных, в том числе защиты прав на неприкосновенность частной жизни, личную тайну, в связи с необходимостью получения, сбора, систематизации, анализа, хранения и при необходимости передачи (предоставления доступа) в определенных настоящей Политикой конфиденциальности пределах сведений, составляющих персональные данные для достижения законных целей деятельности Веб-ресурса.</w:t>
       </w:r>
     </w:p>
     <w:p>
@@ -216,55 +120,25 @@
           <w:sz w:val="28"/>
           <w:szCs w:val="28"/>
         </w:rPr>
-        <w:t xml:space="preserve">1.4. Сведения о персональных данных Пользователя относятся </w:t>
-      </w:r>
-      <w:proofErr w:type="gramStart"/>
-      <w:r>
-        <w:rPr>
-          <w:sz w:val="28"/>
-          <w:szCs w:val="28"/>
-        </w:rPr>
-        <w:t>к</w:t>
-      </w:r>
-      <w:proofErr w:type="gramEnd"/>
-      <w:r>
-        <w:rPr>
-          <w:sz w:val="28"/>
-          <w:szCs w:val="28"/>
-        </w:rPr>
-        <w:t xml:space="preserve"> конфиденциальным (охраняемым законом). Режим конфиденциальности персональных данных снимается в случаях, предусмотренных законодательством</w:t>
-      </w:r>
-      <w:r>
-        <w:rPr>
-          <w:sz w:val="28"/>
-          <w:szCs w:val="28"/>
-        </w:rPr>
-        <w:t xml:space="preserve"> Украины</w:t>
-      </w:r>
-      <w:r>
-        <w:rPr>
-          <w:sz w:val="28"/>
-          <w:szCs w:val="28"/>
-        </w:rPr>
-        <w:t>.</w:t>
-      </w:r>
-    </w:p>
-    <w:p>
-      <w:pPr>
-        <w:pStyle w:val="Default"/>
-        <w:ind w:firstLine="567"/>
-        <w:jc w:val="both"/>
-        <w:rPr>
-          <w:sz w:val="28"/>
-          <w:szCs w:val="28"/>
-        </w:rPr>
-      </w:pPr>
-      <w:r>
-        <w:rPr>
-          <w:sz w:val="28"/>
-          <w:szCs w:val="28"/>
-        </w:rPr>
-        <w:t>1.5. Исполнитель имеет право осуществлять с полученными персональными данными пользователей все законные необходимые действия, связанные исключительно с достижением цели, для которой создан и используется Веб-ресурс http://www.arapov.trade//, а также в процессе дистанционного взаимодействия с пользователем при оказании услуг.</w:t>
+        <w:t>1.4. Сведения о персональных данных Пользователя относятся к конфиденциальным (охраняемым законом). Режим конфиденциальности персональных данных снимается в случаях, предусмотренных законодательством Украины.</w:t>
+      </w:r>
+    </w:p>
+    <w:p>
+      <w:pPr>
+        <w:pStyle w:val="Default"/>
+        <w:ind w:firstLine="567"/>
+        <w:jc w:val="both"/>
+        <w:rPr>
+          <w:sz w:val="28"/>
+          <w:szCs w:val="28"/>
+        </w:rPr>
+      </w:pPr>
+      <w:r>
+        <w:rPr>
+          <w:sz w:val="28"/>
+          <w:szCs w:val="28"/>
+        </w:rPr>
+        <w:t>1.5. Исполнитель имеет право осуществлять с полученными персональными данными пользователей все законные необходимые действия, связанные исключительно с достижением цели, для которой создан и используется Веб-ресурс https://arapov.trade, а также в процессе дистанционного взаимодействия с пользователем при оказании услуг.</w:t>
       </w:r>
     </w:p>
     <w:p>
@@ -342,29 +216,13 @@
           <w:szCs w:val="28"/>
         </w:rPr>
       </w:pPr>
-      <w:proofErr w:type="gramStart"/>
-      <w:r>
-        <w:rPr>
-          <w:sz w:val="28"/>
-          <w:szCs w:val="28"/>
-        </w:rPr>
-        <w:t>Обработка персональных данных – любое действие (операция) или совокупность действий (операций), совершаемых с использованием средств автоматизации или без использования таких средств с персональными данными, включая сбор, запись, систематизацию, накопление, хранение, ут</w:t>
-      </w:r>
-      <w:r>
-        <w:rPr>
-          <w:sz w:val="28"/>
-          <w:szCs w:val="28"/>
-        </w:rPr>
-        <w:t>очнение (обновление, изменение)</w:t>
-      </w:r>
-      <w:r>
-        <w:rPr>
-          <w:sz w:val="28"/>
-          <w:szCs w:val="28"/>
-        </w:rPr>
-        <w:t>, извлечение, использование, передачу (распространение, предоставление, доступ), удаление, уничтожение персональных данных.</w:t>
-      </w:r>
-      <w:proofErr w:type="gramEnd"/>
+      <w:r>
+        <w:rPr>
+          <w:sz w:val="28"/>
+          <w:szCs w:val="28"/>
+        </w:rPr>
+        <w:t>Обработка персональных данных – любое действие (операция) или совокупность действий (операций), совершаемых с использованием средств автоматизации или без использования таких средств с персональными данными, включая сбор, запись, систематизацию, накопление, хранение, уточнение (обновление, изменение), извлечение, использование, передачу (распространение, предоставление, доступ), удаление, уничтожение персональных данных.</w:t>
+      </w:r>
     </w:p>
     <w:p>
       <w:pPr>
@@ -400,115 +258,25 @@
           <w:sz w:val="28"/>
           <w:szCs w:val="28"/>
         </w:rPr>
-        <w:t xml:space="preserve">Персональные данные – любая информация, относящаяся прямо или косвенно к определенному физическому лицу (субъекту персональных данных), в том числе: фамилия, имя, отчество </w:t>
-      </w:r>
-      <w:r>
-        <w:rPr>
-          <w:sz w:val="28"/>
-          <w:szCs w:val="28"/>
-        </w:rPr>
-        <w:t>Пользователя</w:t>
-      </w:r>
-      <w:r>
-        <w:rPr>
-          <w:sz w:val="28"/>
-          <w:szCs w:val="28"/>
-        </w:rPr>
-        <w:t>, адре</w:t>
-      </w:r>
-      <w:proofErr w:type="gramStart"/>
-      <w:r>
-        <w:rPr>
-          <w:sz w:val="28"/>
-          <w:szCs w:val="28"/>
-        </w:rPr>
-        <w:t>с(</w:t>
-      </w:r>
-      <w:proofErr w:type="gramEnd"/>
-      <w:r>
-        <w:rPr>
-          <w:sz w:val="28"/>
-          <w:szCs w:val="28"/>
-        </w:rPr>
-        <w:t>-а) электронной почты, номер (-</w:t>
-      </w:r>
-      <w:r>
-        <w:rPr>
-          <w:sz w:val="28"/>
-          <w:szCs w:val="28"/>
-        </w:rPr>
-        <w:t>а</w:t>
-      </w:r>
-      <w:r>
-        <w:rPr>
-          <w:sz w:val="28"/>
-          <w:szCs w:val="28"/>
-        </w:rPr>
-        <w:t>) телефона (-</w:t>
-      </w:r>
-      <w:proofErr w:type="spellStart"/>
-      <w:r>
-        <w:rPr>
-          <w:sz w:val="28"/>
-          <w:szCs w:val="28"/>
-        </w:rPr>
-        <w:t>ов</w:t>
-      </w:r>
-      <w:proofErr w:type="spellEnd"/>
-      <w:r>
-        <w:rPr>
-          <w:sz w:val="28"/>
-          <w:szCs w:val="28"/>
-        </w:rPr>
-        <w:t>), а также любые другие данные, прямо или косвенно относящиеся к определенному или определенному физическому лицу и идентифицирующие субъекта персональных данных, которые могут быть получены в ходе предоставления у</w:t>
-      </w:r>
-      <w:r>
-        <w:rPr>
-          <w:sz w:val="28"/>
-          <w:szCs w:val="28"/>
-        </w:rPr>
-        <w:t>слуг, а также другая информация</w:t>
-      </w:r>
-      <w:r>
-        <w:rPr>
-          <w:sz w:val="28"/>
-          <w:szCs w:val="28"/>
-        </w:rPr>
-        <w:t>, уведомленная пользователем, на основании которой возможна идентификация субъекта персональных данных.</w:t>
-      </w:r>
-    </w:p>
-    <w:p>
-      <w:pPr>
-        <w:pStyle w:val="Default"/>
-        <w:ind w:firstLine="567"/>
-        <w:jc w:val="both"/>
-        <w:rPr>
-          <w:sz w:val="28"/>
-          <w:szCs w:val="28"/>
-        </w:rPr>
-      </w:pPr>
-      <w:r>
-        <w:rPr>
-          <w:sz w:val="28"/>
-          <w:szCs w:val="28"/>
-        </w:rPr>
-        <w:t xml:space="preserve">Пользователь – лицо, которое с помощью технических устройств предоставляет доступ к </w:t>
-      </w:r>
-      <w:proofErr w:type="gramStart"/>
-      <w:r>
-        <w:rPr>
-          <w:sz w:val="28"/>
-          <w:szCs w:val="28"/>
-        </w:rPr>
-        <w:t>данному</w:t>
-      </w:r>
-      <w:proofErr w:type="gramEnd"/>
-      <w:r>
-        <w:rPr>
-          <w:sz w:val="28"/>
-          <w:szCs w:val="28"/>
-        </w:rPr>
-        <w:t xml:space="preserve"> Веб-ресурсу.</w:t>
+        <w:t>Персональные данные – любая информация, относящаяся прямо или косвенно к определенному физическому лицу (субъекту персональных данных), в том числе: фамилия, имя, отчество Пользователя, адрес(-а) электронной почты, номер (-а) телефона (-ов), а также любые другие данные, прямо или косвенно относящиеся к определенному или определенному физическому лицу и идентифицирующие субъекта персональных данных, которые могут быть получены в ходе предоставления услуг, а также другая информация, уведомленная пользователем, на основании которой возможна идентификация субъекта персональных данных.</w:t>
+      </w:r>
+    </w:p>
+    <w:p>
+      <w:pPr>
+        <w:pStyle w:val="Default"/>
+        <w:ind w:firstLine="567"/>
+        <w:jc w:val="both"/>
+        <w:rPr>
+          <w:sz w:val="28"/>
+          <w:szCs w:val="28"/>
+        </w:rPr>
+      </w:pPr>
+      <w:r>
+        <w:rPr>
+          <w:sz w:val="28"/>
+          <w:szCs w:val="28"/>
+        </w:rPr>
+        <w:t>Пользователь – лицо, которое с помощью технических устройств предоставляет доступ к данному Веб-ресурсу.</w:t>
       </w:r>
     </w:p>
     <w:p>
@@ -573,129 +341,25 @@
           <w:sz w:val="28"/>
           <w:szCs w:val="28"/>
         </w:rPr>
-        <w:t xml:space="preserve">3.1. Источником информации </w:t>
-      </w:r>
-      <w:proofErr w:type="gramStart"/>
-      <w:r>
-        <w:rPr>
-          <w:sz w:val="28"/>
-          <w:szCs w:val="28"/>
-        </w:rPr>
-        <w:t>о</w:t>
-      </w:r>
-      <w:proofErr w:type="gramEnd"/>
-      <w:r>
-        <w:rPr>
-          <w:sz w:val="28"/>
-          <w:szCs w:val="28"/>
-        </w:rPr>
-        <w:t xml:space="preserve"> всех персональных пользовательских данных является непосредственно сам пользователь </w:t>
-      </w:r>
-      <w:proofErr w:type="spellStart"/>
-      <w:r>
-        <w:rPr>
-          <w:sz w:val="28"/>
-          <w:szCs w:val="28"/>
-        </w:rPr>
-        <w:t>Веб-ресурса</w:t>
-      </w:r>
-      <w:proofErr w:type="spellEnd"/>
-      <w:r>
-        <w:rPr>
-          <w:sz w:val="28"/>
-          <w:szCs w:val="28"/>
-        </w:rPr>
-        <w:t xml:space="preserve">. Заполняя форму обратной связи или </w:t>
-      </w:r>
-      <w:r>
-        <w:rPr>
-          <w:sz w:val="28"/>
-          <w:szCs w:val="28"/>
-        </w:rPr>
-        <w:t>обратившись</w:t>
-      </w:r>
-      <w:r>
-        <w:rPr>
-          <w:sz w:val="28"/>
-          <w:szCs w:val="28"/>
-        </w:rPr>
-        <w:t xml:space="preserve"> в любом </w:t>
-      </w:r>
-      <w:proofErr w:type="spellStart"/>
-      <w:r>
-        <w:rPr>
-          <w:sz w:val="28"/>
-          <w:szCs w:val="28"/>
-        </w:rPr>
-        <w:t>мессенджере</w:t>
-      </w:r>
-      <w:proofErr w:type="spellEnd"/>
-      <w:r>
-        <w:rPr>
-          <w:sz w:val="28"/>
-          <w:szCs w:val="28"/>
-        </w:rPr>
-        <w:t>, пользователь тем самым дает согласие на обработку его персональных данных для целей предоставления услуг Исполнителя, а также для других целей, указанных в настоящей политике или в Договоре публичной оферты по пользованию услугами.</w:t>
-      </w:r>
-    </w:p>
-    <w:p>
-      <w:pPr>
-        <w:pStyle w:val="Default"/>
-        <w:ind w:firstLine="567"/>
-        <w:jc w:val="both"/>
-        <w:rPr>
-          <w:sz w:val="28"/>
-          <w:szCs w:val="28"/>
-        </w:rPr>
-      </w:pPr>
-      <w:r>
-        <w:rPr>
-          <w:sz w:val="28"/>
-          <w:szCs w:val="28"/>
-        </w:rPr>
-        <w:t xml:space="preserve">3.2. Исполнитель при обработке персональных данных обязан принимать необходимые правовые, организационные и технические меры для защиты персональных данных от несанкционированного, неправомерного или случайного доступа к ним, уничтожение, изменение, блокирование, копирование, предоставление, распространение персональных данных, а также от других неправомерных действий </w:t>
-      </w:r>
-      <w:r>
-        <w:rPr>
-          <w:sz w:val="28"/>
-          <w:szCs w:val="28"/>
-        </w:rPr>
-        <w:t>с</w:t>
-      </w:r>
-      <w:r>
-        <w:rPr>
-          <w:sz w:val="28"/>
-          <w:szCs w:val="28"/>
-        </w:rPr>
-        <w:t xml:space="preserve"> персональным</w:t>
-      </w:r>
-      <w:r>
-        <w:rPr>
-          <w:sz w:val="28"/>
-          <w:szCs w:val="28"/>
-        </w:rPr>
-        <w:t>и</w:t>
-      </w:r>
-      <w:r>
-        <w:rPr>
-          <w:sz w:val="28"/>
-          <w:szCs w:val="28"/>
-        </w:rPr>
-        <w:t xml:space="preserve"> данным</w:t>
-      </w:r>
-      <w:r>
-        <w:rPr>
-          <w:sz w:val="28"/>
-          <w:szCs w:val="28"/>
-        </w:rPr>
-        <w:t>и</w:t>
-      </w:r>
-      <w:r>
-        <w:rPr>
-          <w:sz w:val="28"/>
-          <w:szCs w:val="28"/>
-        </w:rPr>
-        <w:t>:</w:t>
+        <w:t>3.1. Источником информации о всех персональных пользовательских данных является непосредственно сам пользователь Веб-ресурса. Заполняя форму обратной связи или обратившись в любом мессенджере, пользователь тем самым дает согласие на обработку его персональных данных для целей предоставления услуг Исполнителя, а также для других целей, указанных в настоящей политике или в Договоре публичной оферты по пользованию услугами.</w:t>
+      </w:r>
+    </w:p>
+    <w:p>
+      <w:pPr>
+        <w:pStyle w:val="Default"/>
+        <w:ind w:firstLine="567"/>
+        <w:jc w:val="both"/>
+        <w:rPr>
+          <w:sz w:val="28"/>
+          <w:szCs w:val="28"/>
+        </w:rPr>
+      </w:pPr>
+      <w:r>
+        <w:rPr>
+          <w:sz w:val="28"/>
+          <w:szCs w:val="28"/>
+        </w:rPr>
+        <w:t>3.2. Исполнитель при обработке персональных данных обязан принимать необходимые правовые, организационные и технические меры для защиты персональных данных от несанкционированного, неправомерного или случайного доступа к ним, уничтожение, изменение, блокирование, копирование, предоставление, распространение персональных данных, а также от других неправомерных действий с персональными данными:</w:t>
       </w:r>
     </w:p>
     <w:p>
@@ -767,51 +431,7 @@
           <w:sz w:val="28"/>
           <w:szCs w:val="28"/>
         </w:rPr>
-        <w:t xml:space="preserve">3.3. При определении объема и </w:t>
-      </w:r>
-      <w:proofErr w:type="gramStart"/>
-      <w:r>
-        <w:rPr>
-          <w:sz w:val="28"/>
-          <w:szCs w:val="28"/>
-        </w:rPr>
-        <w:t>содержания</w:t>
-      </w:r>
-      <w:proofErr w:type="gramEnd"/>
-      <w:r>
-        <w:rPr>
-          <w:sz w:val="28"/>
-          <w:szCs w:val="28"/>
-        </w:rPr>
-        <w:t xml:space="preserve"> обрабатываемых персональных данных Исполнитель руководствуется Конституцией Украины, Законом Украины </w:t>
-      </w:r>
-      <w:r>
-        <w:rPr>
-          <w:sz w:val="28"/>
-          <w:szCs w:val="28"/>
-        </w:rPr>
-        <w:t>«</w:t>
-      </w:r>
-      <w:r>
-        <w:rPr>
-          <w:sz w:val="28"/>
-          <w:szCs w:val="28"/>
-        </w:rPr>
-        <w:t>О защите персональных данных</w:t>
-      </w:r>
-      <w:r>
-        <w:rPr>
-          <w:sz w:val="28"/>
-          <w:szCs w:val="28"/>
-        </w:rPr>
-        <w:t>»</w:t>
-      </w:r>
-      <w:r>
-        <w:rPr>
-          <w:sz w:val="28"/>
-          <w:szCs w:val="28"/>
-        </w:rPr>
-        <w:t xml:space="preserve"> №2297-VI от 29.07.2022 г.</w:t>
+        <w:t>3.3. При определении объема и содержания обрабатываемых персональных данных Исполнитель руководствуется Конституцией Украины, Законом Украины «О защите персональных данных» №2297-VI от 29.07.2022 г.</w:t>
       </w:r>
     </w:p>
     <w:p>
@@ -830,23 +450,7 @@
           <w:szCs w:val="28"/>
         </w:rPr>
         <w:lastRenderedPageBreak/>
-        <w:t xml:space="preserve">3.4. Исполнитель ответственно относится к вопросу о конфиденциальности своих пользователей и уважает право каждого пользователя </w:t>
-      </w:r>
-      <w:proofErr w:type="spellStart"/>
-      <w:r>
-        <w:rPr>
-          <w:sz w:val="28"/>
-          <w:szCs w:val="28"/>
-        </w:rPr>
-        <w:t>Веб-ресурса</w:t>
-      </w:r>
-      <w:proofErr w:type="spellEnd"/>
-      <w:r>
-        <w:rPr>
-          <w:sz w:val="28"/>
-          <w:szCs w:val="28"/>
-        </w:rPr>
-        <w:t xml:space="preserve"> на конфиденциальность.</w:t>
+        <w:t>3.4. Исполнитель ответственно относится к вопросу о конфиденциальности своих пользователей и уважает право каждого пользователя Веб-ресурса на конфиденциальность.</w:t>
       </w:r>
     </w:p>
     <w:p>
@@ -882,21 +486,7 @@
           <w:sz w:val="28"/>
           <w:szCs w:val="28"/>
         </w:rPr>
-        <w:t>3.5.1 контакт</w:t>
-      </w:r>
-      <w:r>
-        <w:rPr>
-          <w:sz w:val="28"/>
-          <w:szCs w:val="28"/>
-        </w:rPr>
-        <w:t>а</w:t>
-      </w:r>
-      <w:r>
-        <w:rPr>
-          <w:sz w:val="28"/>
-          <w:szCs w:val="28"/>
-        </w:rPr>
-        <w:t xml:space="preserve"> с пользователем с целью подтверждения записи на курс;</w:t>
+        <w:t>3.5.1 контакта с пользователем с целью подтверждения записи на курс;</w:t>
       </w:r>
     </w:p>
     <w:p>
@@ -932,35 +522,7 @@
           <w:sz w:val="28"/>
           <w:szCs w:val="28"/>
         </w:rPr>
-        <w:t>3.5.3 сбор</w:t>
-      </w:r>
-      <w:r>
-        <w:rPr>
-          <w:sz w:val="28"/>
-          <w:szCs w:val="28"/>
-        </w:rPr>
-        <w:t>а</w:t>
-      </w:r>
-      <w:r>
-        <w:rPr>
-          <w:sz w:val="28"/>
-          <w:szCs w:val="28"/>
-        </w:rPr>
-        <w:t xml:space="preserve"> статистики об использовании услуги, сбор</w:t>
-      </w:r>
-      <w:r>
-        <w:rPr>
-          <w:sz w:val="28"/>
-          <w:szCs w:val="28"/>
-        </w:rPr>
-        <w:t>а</w:t>
-      </w:r>
-      <w:r>
-        <w:rPr>
-          <w:sz w:val="28"/>
-          <w:szCs w:val="28"/>
-        </w:rPr>
-        <w:t xml:space="preserve"> обратной связи о предоставленной услуге;</w:t>
+        <w:t>3.5.3 сбора статистики об использовании услуги, сбора обратной связи о предоставленной услуге;</w:t>
       </w:r>
     </w:p>
     <w:p>
@@ -996,73 +558,25 @@
           <w:sz w:val="28"/>
           <w:szCs w:val="28"/>
         </w:rPr>
-        <w:t xml:space="preserve">3.6. Контакт с пользователем может производиться с помощью телефонного звонка, </w:t>
-      </w:r>
-      <w:proofErr w:type="spellStart"/>
-      <w:r>
-        <w:rPr>
-          <w:sz w:val="28"/>
-          <w:szCs w:val="28"/>
-        </w:rPr>
-        <w:t>e-mail</w:t>
-      </w:r>
-      <w:proofErr w:type="spellEnd"/>
-      <w:r>
-        <w:rPr>
-          <w:sz w:val="28"/>
-          <w:szCs w:val="28"/>
-        </w:rPr>
-        <w:t xml:space="preserve"> рассылки, сообщения в </w:t>
-      </w:r>
-      <w:proofErr w:type="spellStart"/>
-      <w:r>
-        <w:rPr>
-          <w:sz w:val="28"/>
-          <w:szCs w:val="28"/>
-        </w:rPr>
-        <w:t>мессенджерах</w:t>
-      </w:r>
-      <w:proofErr w:type="spellEnd"/>
-      <w:r>
-        <w:rPr>
-          <w:sz w:val="28"/>
-          <w:szCs w:val="28"/>
-        </w:rPr>
-        <w:t xml:space="preserve"> или другим способом.</w:t>
-      </w:r>
-    </w:p>
-    <w:p>
-      <w:pPr>
-        <w:pStyle w:val="Default"/>
-        <w:ind w:firstLine="567"/>
-        <w:jc w:val="both"/>
-        <w:rPr>
-          <w:sz w:val="28"/>
-          <w:szCs w:val="28"/>
-        </w:rPr>
-      </w:pPr>
-      <w:r>
-        <w:rPr>
-          <w:sz w:val="28"/>
-          <w:szCs w:val="28"/>
-        </w:rPr>
-        <w:t xml:space="preserve">3.7. Пользователь </w:t>
-      </w:r>
-      <w:proofErr w:type="spellStart"/>
-      <w:r>
-        <w:rPr>
-          <w:sz w:val="28"/>
-          <w:szCs w:val="28"/>
-        </w:rPr>
-        <w:t>Веб-ресурса</w:t>
-      </w:r>
-      <w:proofErr w:type="spellEnd"/>
-      <w:r>
-        <w:rPr>
-          <w:sz w:val="28"/>
-          <w:szCs w:val="28"/>
-        </w:rPr>
-        <w:t xml:space="preserve"> подтверждает, что:</w:t>
+        <w:t>3.6. Контакт с пользователем может производиться с помощью телефонного звонка, e-mail рассылки, сообщения в мессенджерах или другим способом.</w:t>
+      </w:r>
+    </w:p>
+    <w:p>
+      <w:pPr>
+        <w:pStyle w:val="Default"/>
+        <w:ind w:firstLine="567"/>
+        <w:jc w:val="both"/>
+        <w:rPr>
+          <w:sz w:val="28"/>
+          <w:szCs w:val="28"/>
+        </w:rPr>
+      </w:pPr>
+      <w:r>
+        <w:rPr>
+          <w:sz w:val="28"/>
+          <w:szCs w:val="28"/>
+        </w:rPr>
+        <w:t>3.7. Пользователь Веб-ресурса подтверждает, что:</w:t>
       </w:r>
     </w:p>
     <w:p>
@@ -1098,85 +612,25 @@
           <w:sz w:val="28"/>
           <w:szCs w:val="28"/>
         </w:rPr>
-        <w:t xml:space="preserve">3.7.2. </w:t>
-      </w:r>
-      <w:r>
-        <w:rPr>
-          <w:sz w:val="28"/>
-          <w:szCs w:val="28"/>
-        </w:rPr>
-        <w:t xml:space="preserve">заботится </w:t>
-      </w:r>
-      <w:r>
-        <w:rPr>
-          <w:sz w:val="28"/>
-          <w:szCs w:val="28"/>
-        </w:rPr>
-        <w:t>о своевременности внесения изменений в ранее предоставленную информацию при возникновении такой необход</w:t>
-      </w:r>
-      <w:r>
-        <w:rPr>
-          <w:sz w:val="28"/>
-          <w:szCs w:val="28"/>
-        </w:rPr>
-        <w:t>имости, включая изменение номера телефона, адреса</w:t>
-      </w:r>
-      <w:r>
-        <w:rPr>
-          <w:sz w:val="28"/>
-          <w:szCs w:val="28"/>
-        </w:rPr>
-        <w:t xml:space="preserve"> электронной почты и других персональных данных.</w:t>
-      </w:r>
-    </w:p>
-    <w:p>
-      <w:pPr>
-        <w:pStyle w:val="Default"/>
-        <w:ind w:firstLine="567"/>
-        <w:jc w:val="both"/>
-        <w:rPr>
-          <w:sz w:val="28"/>
-          <w:szCs w:val="28"/>
-        </w:rPr>
-      </w:pPr>
-      <w:r>
-        <w:rPr>
-          <w:sz w:val="28"/>
-          <w:szCs w:val="28"/>
-        </w:rPr>
-        <w:t xml:space="preserve">3.8. Обработка Исполнителем cookie-файлов производится в целях обеспечения работоспособности </w:t>
-      </w:r>
-      <w:proofErr w:type="spellStart"/>
-      <w:r>
-        <w:rPr>
-          <w:sz w:val="28"/>
-          <w:szCs w:val="28"/>
-        </w:rPr>
-        <w:t>Веб-ресурса</w:t>
-      </w:r>
-      <w:proofErr w:type="spellEnd"/>
-      <w:r>
-        <w:rPr>
-          <w:sz w:val="28"/>
-          <w:szCs w:val="28"/>
-        </w:rPr>
-        <w:t xml:space="preserve">. Они помогают администрации понять, какие разделы пользуются популярностью, какие возможности </w:t>
-      </w:r>
-      <w:proofErr w:type="spellStart"/>
-      <w:r>
-        <w:rPr>
-          <w:sz w:val="28"/>
-          <w:szCs w:val="28"/>
-        </w:rPr>
-        <w:t>Веб-ресурса</w:t>
-      </w:r>
-      <w:proofErr w:type="spellEnd"/>
-      <w:r>
-        <w:rPr>
-          <w:sz w:val="28"/>
-          <w:szCs w:val="28"/>
-        </w:rPr>
-        <w:t xml:space="preserve"> полезны и удобны и которых не хватает. Эти файлы не предназначены для сбора какой-либо персональной информации.</w:t>
+        <w:t>3.7.2. заботится о своевременности внесения изменений в ранее предоставленную информацию при возникновении такой необходимости, включая изменение номера телефона, адреса электронной почты и других персональных данных.</w:t>
+      </w:r>
+    </w:p>
+    <w:p>
+      <w:pPr>
+        <w:pStyle w:val="Default"/>
+        <w:ind w:firstLine="567"/>
+        <w:jc w:val="both"/>
+        <w:rPr>
+          <w:sz w:val="28"/>
+          <w:szCs w:val="28"/>
+        </w:rPr>
+      </w:pPr>
+      <w:r>
+        <w:rPr>
+          <w:sz w:val="28"/>
+          <w:szCs w:val="28"/>
+        </w:rPr>
+        <w:t>3.8. Обработка Исполнителем cookie-файлов производится в целях обеспечения работоспособности Веб-ресурса. Они помогают администрации понять, какие разделы пользуются популярностью, какие возможности Веб-ресурса полезны и удобны и которых не хватает. Эти файлы не предназначены для сбора какой-либо персональной информации.</w:t>
       </w:r>
     </w:p>
     <w:p>
@@ -1241,153 +695,61 @@
           <w:sz w:val="28"/>
           <w:szCs w:val="28"/>
         </w:rPr>
-        <w:t xml:space="preserve">4.2. Пользователь самостоятельно контролирует данные, сообщаемые при использовании </w:t>
-      </w:r>
-      <w:proofErr w:type="spellStart"/>
-      <w:r>
-        <w:rPr>
-          <w:sz w:val="28"/>
-          <w:szCs w:val="28"/>
-        </w:rPr>
-        <w:t>Веб-ресурса</w:t>
-      </w:r>
-      <w:proofErr w:type="spellEnd"/>
-      <w:r>
-        <w:rPr>
-          <w:sz w:val="28"/>
-          <w:szCs w:val="28"/>
-        </w:rPr>
-        <w:t>. Пользователь должен соблюдать осторожность в выборе личной информации, передаваемой третьим лицам.</w:t>
-      </w:r>
-    </w:p>
-    <w:p>
-      <w:pPr>
-        <w:pStyle w:val="Default"/>
-        <w:ind w:firstLine="567"/>
-        <w:jc w:val="both"/>
-        <w:rPr>
-          <w:sz w:val="28"/>
-          <w:szCs w:val="28"/>
-        </w:rPr>
-      </w:pPr>
-      <w:r>
-        <w:rPr>
-          <w:sz w:val="28"/>
-          <w:szCs w:val="28"/>
-        </w:rPr>
-        <w:t>4.3. Исполнитель не может гарантировать и не несет ответственности за проверку</w:t>
-      </w:r>
-      <w:r>
-        <w:rPr>
-          <w:sz w:val="28"/>
-          <w:szCs w:val="28"/>
-        </w:rPr>
-        <w:t xml:space="preserve"> и</w:t>
-      </w:r>
-      <w:r>
-        <w:rPr>
-          <w:sz w:val="28"/>
-          <w:szCs w:val="28"/>
-        </w:rPr>
-        <w:t xml:space="preserve"> точность личной информации Пользователя.</w:t>
-      </w:r>
-    </w:p>
-    <w:p>
-      <w:pPr>
-        <w:pStyle w:val="Default"/>
-        <w:ind w:firstLine="567"/>
-        <w:jc w:val="both"/>
-        <w:rPr>
-          <w:sz w:val="28"/>
-          <w:szCs w:val="28"/>
-        </w:rPr>
-      </w:pPr>
-      <w:r>
-        <w:rPr>
-          <w:sz w:val="28"/>
-          <w:szCs w:val="28"/>
-        </w:rPr>
-        <w:t xml:space="preserve">4.4. За предоставление персональных данных другому лицу ответственность несет Пользователь, предоставивший </w:t>
-      </w:r>
-      <w:r>
-        <w:rPr>
-          <w:sz w:val="28"/>
-          <w:szCs w:val="28"/>
-        </w:rPr>
-        <w:t>такие</w:t>
-      </w:r>
-      <w:r>
-        <w:rPr>
-          <w:sz w:val="28"/>
-          <w:szCs w:val="28"/>
-        </w:rPr>
-        <w:t xml:space="preserve"> данные.</w:t>
-      </w:r>
-    </w:p>
-    <w:p>
-      <w:pPr>
-        <w:pStyle w:val="Default"/>
-        <w:ind w:firstLine="567"/>
-        <w:jc w:val="both"/>
-        <w:rPr>
-          <w:sz w:val="28"/>
-          <w:szCs w:val="28"/>
-        </w:rPr>
-      </w:pPr>
-      <w:r>
-        <w:rPr>
-          <w:sz w:val="28"/>
-          <w:szCs w:val="28"/>
-        </w:rPr>
-        <w:t xml:space="preserve">4.5. Исполнитель обязуется обеспечить недопущение несанкционированного и нецелевого доступа к персональным данным пользователей </w:t>
-      </w:r>
-      <w:proofErr w:type="spellStart"/>
-      <w:r>
-        <w:rPr>
-          <w:sz w:val="28"/>
-          <w:szCs w:val="28"/>
-        </w:rPr>
-        <w:t>Веб-ресурса</w:t>
-      </w:r>
-      <w:proofErr w:type="spellEnd"/>
-      <w:r>
-        <w:rPr>
-          <w:sz w:val="28"/>
-          <w:szCs w:val="28"/>
-        </w:rPr>
-        <w:t xml:space="preserve">. При этом санкционированным и целевым доступом к персональным данным пользователей </w:t>
-      </w:r>
-      <w:proofErr w:type="spellStart"/>
-      <w:r>
-        <w:rPr>
-          <w:sz w:val="28"/>
-          <w:szCs w:val="28"/>
-        </w:rPr>
-        <w:t>Веб-ресурса</w:t>
-      </w:r>
-      <w:proofErr w:type="spellEnd"/>
-      <w:r>
-        <w:rPr>
-          <w:sz w:val="28"/>
-          <w:szCs w:val="28"/>
-        </w:rPr>
-        <w:t xml:space="preserve"> будет считаться доступ уполномоченных Исполнителем в рамках целей деятельности и тематики </w:t>
-      </w:r>
-      <w:proofErr w:type="spellStart"/>
-      <w:r>
-        <w:rPr>
-          <w:sz w:val="28"/>
-          <w:szCs w:val="28"/>
-        </w:rPr>
-        <w:t>Веб-ресурса</w:t>
-      </w:r>
-      <w:proofErr w:type="spellEnd"/>
-      <w:r>
-        <w:rPr>
-          <w:sz w:val="28"/>
-          <w:szCs w:val="28"/>
-        </w:rPr>
-        <w:t>.</w:t>
+        <w:t>4.2. Пользователь самостоятельно контролирует данные, сообщаемые при использовании Веб-ресурса. Пользователь должен соблюдать осторожность в выборе личной информации, передаваемой третьим лицам.</w:t>
+      </w:r>
+    </w:p>
+    <w:p>
+      <w:pPr>
+        <w:pStyle w:val="Default"/>
+        <w:ind w:firstLine="567"/>
+        <w:jc w:val="both"/>
+        <w:rPr>
+          <w:sz w:val="28"/>
+          <w:szCs w:val="28"/>
+        </w:rPr>
+      </w:pPr>
+      <w:r>
+        <w:rPr>
+          <w:sz w:val="28"/>
+          <w:szCs w:val="28"/>
+        </w:rPr>
+        <w:t>4.3. Исполнитель не может гарантировать и не несет ответственности за проверку и точность личной информации Пользователя.</w:t>
+      </w:r>
+    </w:p>
+    <w:p>
+      <w:pPr>
+        <w:pStyle w:val="Default"/>
+        <w:ind w:firstLine="567"/>
+        <w:jc w:val="both"/>
+        <w:rPr>
+          <w:sz w:val="28"/>
+          <w:szCs w:val="28"/>
+        </w:rPr>
+      </w:pPr>
+      <w:r>
+        <w:rPr>
+          <w:sz w:val="28"/>
+          <w:szCs w:val="28"/>
+        </w:rPr>
+        <w:t>4.4. За предоставление персональных данных другому лицу ответственность несет Пользователь, предоставивший такие данные.</w:t>
+      </w:r>
+    </w:p>
+    <w:p>
+      <w:pPr>
+        <w:pStyle w:val="Default"/>
+        <w:ind w:firstLine="567"/>
+        <w:jc w:val="both"/>
+        <w:rPr>
+          <w:sz w:val="28"/>
+          <w:szCs w:val="28"/>
+        </w:rPr>
+      </w:pPr>
+      <w:r>
+        <w:rPr>
+          <w:sz w:val="28"/>
+          <w:szCs w:val="28"/>
+        </w:rPr>
+        <w:t>4.5. Исполнитель обязуется обеспечить недопущение несанкционированного и нецелевого доступа к персональным данным пользователей Веб-ресурса. При этом санкционированным и целевым доступом к персональным данным пользователей Веб-ресурса будет считаться доступ уполномоченных Исполнителем в рамках целей деятельности и тематики Веб-ресурса.</w:t>
       </w:r>
     </w:p>
     <w:p>
@@ -1590,57 +952,25 @@
           <w:sz w:val="28"/>
           <w:szCs w:val="28"/>
         </w:rPr>
-        <w:t xml:space="preserve">6.1. Заполнив форму обратной </w:t>
-      </w:r>
-      <w:proofErr w:type="gramStart"/>
-      <w:r>
-        <w:rPr>
-          <w:sz w:val="28"/>
-          <w:szCs w:val="28"/>
-        </w:rPr>
-        <w:t>связи</w:t>
-      </w:r>
-      <w:proofErr w:type="gramEnd"/>
-      <w:r>
-        <w:rPr>
-          <w:sz w:val="28"/>
-          <w:szCs w:val="28"/>
-        </w:rPr>
-        <w:t xml:space="preserve"> Пользователь дает свое согласие на получение информации посредством электронной почты, указанной Пользователем.</w:t>
-      </w:r>
-    </w:p>
-    <w:p>
-      <w:pPr>
-        <w:pStyle w:val="Default"/>
-        <w:ind w:firstLine="567"/>
-        <w:jc w:val="both"/>
-        <w:rPr>
-          <w:sz w:val="28"/>
-          <w:szCs w:val="28"/>
-        </w:rPr>
-      </w:pPr>
-      <w:r>
-        <w:rPr>
-          <w:sz w:val="28"/>
-          <w:szCs w:val="28"/>
-        </w:rPr>
-        <w:t>6.2. Перейдя по любой ссылке в разделе «Запись на курс», Пользователь дает свое согласие на получение информации с помощью указанного пользователем номера или других сре</w:t>
-      </w:r>
-      <w:proofErr w:type="gramStart"/>
-      <w:r>
-        <w:rPr>
-          <w:sz w:val="28"/>
-          <w:szCs w:val="28"/>
-        </w:rPr>
-        <w:t>дств св</w:t>
-      </w:r>
-      <w:proofErr w:type="gramEnd"/>
-      <w:r>
-        <w:rPr>
-          <w:sz w:val="28"/>
-          <w:szCs w:val="28"/>
-        </w:rPr>
-        <w:t>язи.</w:t>
+        <w:t>6.1. Заполнив форму обратной связи Пользователь дает свое согласие на получение информации посредством электронной почты, указанной Пользователем.</w:t>
+      </w:r>
+    </w:p>
+    <w:p>
+      <w:pPr>
+        <w:pStyle w:val="Default"/>
+        <w:ind w:firstLine="567"/>
+        <w:jc w:val="both"/>
+        <w:rPr>
+          <w:sz w:val="28"/>
+          <w:szCs w:val="28"/>
+        </w:rPr>
+      </w:pPr>
+      <w:r>
+        <w:rPr>
+          <w:sz w:val="28"/>
+          <w:szCs w:val="28"/>
+        </w:rPr>
+        <w:t>6.2. Перейдя по любой ссылке в разделе «Запись на курс», Пользователь дает свое согласие на получение информации с помощью указанного пользователем номера или других средств связи.</w:t>
       </w:r>
     </w:p>
     <w:p>
@@ -1743,10 +1073,13 @@
           <w:szCs w:val="28"/>
           <w:lang w:val="ru-RU"/>
         </w:rPr>
-        <w:t xml:space="preserve">7.3. Дальнейшее использование </w:t>
-      </w:r>
-      <w:proofErr w:type="spellStart"/>
-      <w:r>
+        <w:t>7.3. Дальнейшее использование Веб-ресурса после внесения каких-либо поправок в Политику конфиденциальности означает принятие данных изменений.</w:t>
+      </w:r>
+    </w:p>
+    <w:p>
+      <w:pPr>
+        <w:ind w:firstLine="567"/>
+        <w:jc w:val="both"/>
         <w:rPr>
           <w:rFonts w:ascii="Times New Roman" w:hAnsi="Times New Roman" w:cs="Times New Roman"/>
           <w:color w:val="000000"/>
@@ -1754,9 +1087,7 @@
           <w:szCs w:val="28"/>
           <w:lang w:val="ru-RU"/>
         </w:rPr>
-        <w:t>Веб-ресурса</w:t>
-      </w:r>
-      <w:proofErr w:type="spellEnd"/>
+      </w:pPr>
       <w:r>
         <w:rPr>
           <w:rFonts w:ascii="Times New Roman" w:hAnsi="Times New Roman" w:cs="Times New Roman"/>
@@ -1765,62 +1096,7 @@
           <w:szCs w:val="28"/>
           <w:lang w:val="ru-RU"/>
         </w:rPr>
-        <w:t xml:space="preserve"> после внесения каких-либо поправок в Политику конфиденциальности означает принятие данных изменений.</w:t>
-      </w:r>
-    </w:p>
-    <w:p>
-      <w:pPr>
-        <w:ind w:firstLine="567"/>
-        <w:jc w:val="both"/>
-        <w:rPr>
-          <w:rFonts w:ascii="Times New Roman" w:hAnsi="Times New Roman" w:cs="Times New Roman"/>
-          <w:color w:val="000000"/>
-          <w:sz w:val="28"/>
-          <w:szCs w:val="28"/>
-          <w:lang w:val="ru-RU"/>
-        </w:rPr>
-      </w:pPr>
-      <w:r>
-        <w:rPr>
-          <w:rFonts w:ascii="Times New Roman" w:hAnsi="Times New Roman" w:cs="Times New Roman"/>
-          <w:color w:val="000000"/>
-          <w:sz w:val="28"/>
-          <w:szCs w:val="28"/>
-          <w:lang w:val="ru-RU"/>
-        </w:rPr>
-        <w:t xml:space="preserve">7.4. Все предложения или вопросы по настоящей Политике конфиденциальности следует сообщать в форме обратной связи или отправлять по адресу электронной почты указанному </w:t>
-      </w:r>
-      <w:r>
-        <w:rPr>
-          <w:rFonts w:ascii="Times New Roman" w:hAnsi="Times New Roman" w:cs="Times New Roman"/>
-          <w:color w:val="000000"/>
-          <w:sz w:val="28"/>
-          <w:szCs w:val="28"/>
-          <w:lang w:val="ru-RU"/>
-        </w:rPr>
-        <w:t xml:space="preserve">на Главной странице </w:t>
-      </w:r>
-      <w:proofErr w:type="spellStart"/>
-      <w:r>
-        <w:rPr>
-          <w:rFonts w:ascii="Times New Roman" w:hAnsi="Times New Roman" w:cs="Times New Roman"/>
-          <w:color w:val="000000"/>
-          <w:sz w:val="28"/>
-          <w:szCs w:val="28"/>
-          <w:lang w:val="ru-RU"/>
-        </w:rPr>
-        <w:t>Веб-ресурса</w:t>
-      </w:r>
-      <w:proofErr w:type="spellEnd"/>
-      <w:r>
-        <w:rPr>
-          <w:rFonts w:ascii="Times New Roman" w:hAnsi="Times New Roman" w:cs="Times New Roman"/>
-          <w:color w:val="000000"/>
-          <w:sz w:val="28"/>
-          <w:szCs w:val="28"/>
-          <w:lang w:val="ru-RU"/>
-        </w:rPr>
-        <w:t>.</w:t>
+        <w:t>7.4. Все предложения или вопросы по настоящей Политике конфиденциальности следует сообщать в форме обратной связи или отправлять по адресу электронной почты указанному на Главной странице Веб-ресурса.</w:t>
       </w:r>
     </w:p>
     <w:p>
